--- a/docx/Generic/testing.docx
+++ b/docx/Generic/testing.docx
@@ -6434,7 +6434,34 @@
         <w:t xml:space="preserve"> </w:t>
       </w:r>
       <w:r>
-        <w:t xml:space="preserve">server scope resolution; maintenance window creation; per-object status reporting.</w:t>
+        <w:t xml:space="preserve">server scope resolution; per-object status reporting. (OneView’s</w:t>
+      </w:r>
+      <w:r>
+        <w:t xml:space="preserve"> </w:t>
+      </w:r>
+      <w:r>
+        <w:rPr>
+          <w:rStyle w:val="VerbatimChar"/>
+        </w:rPr>
+        <w:t xml:space="preserve">Enable-OVMaintenanceMode</w:t>
+      </w:r>
+      <w:r>
+        <w:t xml:space="preserve"> </w:t>
+      </w:r>
+      <w:r>
+        <w:t xml:space="preserve">cmdlet is a pure toggle — it takes no window and creates no scheduled task; the only scheduled part of OneView maintenance is the auto-disable task created by</w:t>
+      </w:r>
+      <w:r>
+        <w:t xml:space="preserve"> </w:t>
+      </w:r>
+      <w:r>
+        <w:rPr>
+          <w:rStyle w:val="VerbatimChar"/>
+        </w:rPr>
+        <w:t xml:space="preserve">Set-MaintenanceMode -Mode oneview</w:t>
+      </w:r>
+      <w:r>
+        <w:t xml:space="preserve">.)</w:t>
       </w:r>
     </w:p>
     <w:bookmarkEnd w:id="37"/>
